--- a/Sprint20260921-20261002/HERO-63199_20260922_110512.docx
+++ b/Sprint20260921-20261002/HERO-63199_20260922_110512.docx
@@ -1807,201 +1807,6 @@
         <w:t>: Local Test Environment, HQ Test Environment, Signage Player device</w:t>
       </w:r>
     </w:p>
-    <w:p>
-      <w:pPr>
-        <w:spacing w:before="200" w:after="120"/>
-      </w:pPr>
-      <w:r>
-        <w:rPr>
-          <w:rFonts w:ascii="Arial" w:hAnsi="Arial" w:eastAsia="Arial" w:cs="Arial"/>
-          <w:b/>
-          <w:color w:val="000000"/>
-          <w:sz w:val="26"/>
-          <w:u w:val="single"/>
-        </w:rPr>
-        <w:t>Appendix</w:t>
-      </w:r>
-    </w:p>
-    <w:p>
-      <w:pPr>
-        <w:spacing w:before="160" w:after="80"/>
-      </w:pPr>
-      <w:r>
-        <w:rPr>
-          <w:rFonts w:ascii="Arial" w:hAnsi="Arial" w:eastAsia="Arial" w:cs="Arial"/>
-          <w:b/>
-          <w:color w:val="001EFF"/>
-          <w:sz w:val="24"/>
-          <w:u w:val="none"/>
-        </w:rPr>
-        <w:t>Affected Files</w:t>
-      </w:r>
-    </w:p>
-    <w:p>
-      <w:pPr>
-        <w:spacing w:before="0" w:after="40"/>
-        <w:ind w:left="360" w:hanging="240"/>
-      </w:pPr>
-      <w:r>
-        <w:rPr>
-          <w:rFonts w:ascii="Arial" w:hAnsi="Arial" w:eastAsia="Arial" w:cs="Arial"/>
-          <w:b w:val="0"/>
-          <w:color w:val="000000"/>
-          <w:sz w:val="20"/>
-          <w:u w:val="none"/>
-        </w:rPr>
-        <w:t xml:space="preserve">• </w:t>
-      </w:r>
-      <w:r>
-        <w:rPr>
-          <w:rFonts w:ascii="Consolas" w:hAnsi="Consolas" w:eastAsia="Arial" w:cs="Arial"/>
-          <w:b w:val="0"/>
-          <w:color w:val="000000"/>
-          <w:sz w:val="20"/>
-          <w:u w:val="none"/>
-        </w:rPr>
-        <w:t>../Plugin/Signage/View/Elements/display_static_info.ctp</w:t>
-      </w:r>
-    </w:p>
-    <w:p>
-      <w:pPr>
-        <w:spacing w:before="0" w:after="40"/>
-        <w:ind w:left="360" w:hanging="240"/>
-      </w:pPr>
-      <w:r>
-        <w:rPr>
-          <w:rFonts w:ascii="Arial" w:hAnsi="Arial" w:eastAsia="Arial" w:cs="Arial"/>
-          <w:b w:val="0"/>
-          <w:color w:val="000000"/>
-          <w:sz w:val="20"/>
-          <w:u w:val="none"/>
-        </w:rPr>
-        <w:t xml:space="preserve">• </w:t>
-      </w:r>
-      <w:r>
-        <w:rPr>
-          <w:rFonts w:ascii="Consolas" w:hAnsi="Consolas" w:eastAsia="Arial" w:cs="Arial"/>
-          <w:b w:val="0"/>
-          <w:color w:val="000000"/>
-          <w:sz w:val="20"/>
-          <w:u w:val="none"/>
-        </w:rPr>
-        <w:t>../Plugin/Signage/View/Displays/main.ctp</w:t>
-      </w:r>
-    </w:p>
-    <w:p>
-      <w:pPr>
-        <w:spacing w:before="160" w:after="80"/>
-      </w:pPr>
-      <w:r>
-        <w:rPr>
-          <w:rFonts w:ascii="Arial" w:hAnsi="Arial" w:eastAsia="Arial" w:cs="Arial"/>
-          <w:b/>
-          <w:color w:val="001EFF"/>
-          <w:sz w:val="24"/>
-          <w:u w:val="none"/>
-        </w:rPr>
-        <w:t>Release Notes Summary</w:t>
-      </w:r>
-    </w:p>
-    <w:p>
-      <w:pPr>
-        <w:spacing w:before="0" w:after="40"/>
-        <w:ind w:left="360" w:hanging="240"/>
-      </w:pPr>
-      <w:r>
-        <w:rPr>
-          <w:rFonts w:ascii="Arial" w:hAnsi="Arial" w:eastAsia="Arial" w:cs="Arial"/>
-          <w:b w:val="0"/>
-          <w:color w:val="000000"/>
-          <w:sz w:val="20"/>
-          <w:u w:val="none"/>
-        </w:rPr>
-        <w:t xml:space="preserve">• Fixed: Signage static-info element now validates that the outlets value is actually an array before running </w:t>
-      </w:r>
-      <w:r>
-        <w:rPr>
-          <w:rFonts w:ascii="Consolas" w:hAnsi="Consolas" w:eastAsia="Arial" w:cs="Arial"/>
-          <w:b w:val="0"/>
-          <w:color w:val="000000"/>
-          <w:sz w:val="20"/>
-          <w:u w:val="none"/>
-        </w:rPr>
-        <w:t>foreach()</w:t>
-      </w:r>
-    </w:p>
-    <w:p>
-      <w:pPr>
-        <w:spacing w:before="0" w:after="40"/>
-        <w:ind w:left="360" w:hanging="240"/>
-      </w:pPr>
-      <w:r>
-        <w:rPr>
-          <w:rFonts w:ascii="Arial" w:hAnsi="Arial" w:eastAsia="Arial" w:cs="Arial"/>
-          <w:b w:val="0"/>
-          <w:color w:val="000000"/>
-          <w:sz w:val="20"/>
-          <w:u w:val="none"/>
-        </w:rPr>
-        <w:t xml:space="preserve">• Fixed: </w:t>
-      </w:r>
-      <w:r>
-        <w:rPr>
-          <w:rFonts w:ascii="Consolas" w:hAnsi="Consolas" w:eastAsia="Arial" w:cs="Arial"/>
-          <w:b w:val="0"/>
-          <w:color w:val="000000"/>
-          <w:sz w:val="20"/>
-          <w:u w:val="none"/>
-        </w:rPr>
-        <w:t>stationId</w:t>
-      </w:r>
-      <w:r>
-        <w:rPr>
-          <w:rFonts w:ascii="Arial" w:hAnsi="Arial" w:eastAsia="Arial" w:cs="Arial"/>
-          <w:b w:val="0"/>
-          <w:color w:val="000000"/>
-          <w:sz w:val="20"/>
-          <w:u w:val="none"/>
-        </w:rPr>
-        <w:t xml:space="preserve"> is only read from </w:t>
-      </w:r>
-      <w:r>
-        <w:rPr>
-          <w:rFonts w:ascii="Consolas" w:hAnsi="Consolas" w:eastAsia="Arial" w:cs="Arial"/>
-          <w:b w:val="0"/>
-          <w:color w:val="000000"/>
-          <w:sz w:val="20"/>
-          <w:u w:val="none"/>
-        </w:rPr>
-        <w:t>themeBlock</w:t>
-      </w:r>
-      <w:r>
-        <w:rPr>
-          <w:rFonts w:ascii="Arial" w:hAnsi="Arial" w:eastAsia="Arial" w:cs="Arial"/>
-          <w:b w:val="0"/>
-          <w:color w:val="000000"/>
-          <w:sz w:val="20"/>
-          <w:u w:val="none"/>
-        </w:rPr>
-        <w:t xml:space="preserve"> when the block actually defines it</w:t>
-      </w:r>
-    </w:p>
-    <w:p>
-      <w:pPr>
-        <w:spacing w:before="0" w:after="40"/>
-        <w:ind w:left="360" w:hanging="240"/>
-      </w:pPr>
-      <w:r>
-        <w:rPr>
-          <w:rFonts w:ascii="Arial" w:hAnsi="Arial" w:eastAsia="Arial" w:cs="Arial"/>
-          <w:b w:val="0"/>
-          <w:color w:val="000000"/>
-          <w:sz w:val="20"/>
-          <w:u w:val="none"/>
-        </w:rPr>
-        <w:t>• Root cause addressed: non-outlet static-info blocks no longer propagate an empty string as the outlets value</w:t>
-      </w:r>
-    </w:p>
     <w:sectPr>
       <w:pgSz w:w="12240" w:h="15840"/>
       <w:pgMar w:top="1440" w:right="1800" w:bottom="1440" w:left="1800" w:header="720" w:footer="720" w:gutter="0"/>
